--- a/document_templates/russian_library/Исковые_заявления/Процессуальные_документы/шаблон_Исковое_заявление_в_рамках_гражданского_процесса_С_представителем_.docx
+++ b/document_templates/russian_library/Исковые_заявления/Процессуальные_документы/шаблон_Исковое_заявление_в_рамках_гражданского_процесса_С_представителем_.docx
@@ -26,7 +26,7 @@
           <w:sz w:val="24"/>
           <w:szCs w:val="24"/>
         </w:rPr>
-        <w:t xml:space="preserve">{{ w_t_w_r_w_r_w_rpr_w_rfonts_w_ascii_times_new_roman_w_hansi_times_new_roman_w_cs_times_new_roman_w_sz_w_val_24_w_szcs_w_val_24_w_lang_w_val_en_us_w_rpr_w_t_court_w_t_w_r_w_r_w_rsidrpr_0080622b_w_rpr_w_rfonts_w_ascii_times_new_roman_w_hansi_times_new_roman_w_cs_times_new_roman_w_sz_w_val_24_w_szcs_w_val_24_w_rpr_w_t_xml_space_preserve_w_t_w_r_w_r_w_rpr_w_rfonts_w_ascii_times_new_roman_w_hansi_times_new_roman_w_cs_times_new_roman_w_sz_w_val_24_w_szcs_w_val_24_w_lang_w_val_en_us_w_rpr_w_t_name_w_t_w_r_w_r_w_rsidrpr_0080622b_w_rpr_w_rfonts_w_ascii_times_new_roman_w_hansi_times_new_roman_w_cs_times_new_roman_w_sz_w_val_24_w_szcs_w_val_24_w_rpr_w_t_xml_space_preserve }}</w:t>
+        <w:t xml:space="preserve">{{ court_name }}</w:t>
       </w:r>
     </w:p>
     <w:p>
@@ -45,7 +45,7 @@
           <w:sz w:val="24"/>
           <w:szCs w:val="24"/>
         </w:rPr>
-        <w:t xml:space="preserve">{{ w_t_w_r_w_r_w_rpr_w_rfonts_w_ascii_times_new_roman_w_hansi_times_new_roman_w_cs_times_new_roman_w_sz_w_val_24_w_szcs_w_val_24_w_lang_w_val_en_us_w_rpr_w_t_court_w_t_w_r_w_r_w_rsidrpr_0080622b_w_rpr_w_rfonts_w_ascii_times_new_roman_w_hansi_times_new_roman_w_cs_times_new_roman_w_sz_w_val_24_w_szcs_w_val_24_w_rpr_w_t_xml_space_preserve_w_t_w_r_w_r_w_rpr_w_rfonts_w_ascii_times_new_roman_w_hansi_times_new_roman_w_cs_times_new_roman_w_sz_w_val_24_w_szcs_w_val_24_w_lang_w_val_en_us_w_rpr_w_t_address_w_t_w_r_w_r_w_rsidrpr_0080622b_w_rpr_w_rfonts_w_ascii_times_new_roman_w_hansi_times_new_roman_w_cs_times_new_roman_w_sz_w_val_24_w_szcs_w_val_24_w_rpr_w_t_xml_space_preserve }}</w:t>
+        <w:t xml:space="preserve">{{ court_address }}</w:t>
       </w:r>
     </w:p>
     <w:p>
@@ -72,7 +72,7 @@
           <w:sz w:val="24"/>
           <w:szCs w:val="24"/>
         </w:rPr>
-        <w:t xml:space="preserve">{{ w_t_w_r_w_r_w_rsidr_0080622b_w_rpr_w_rfonts_w_ascii_times_new_roman_w_hansi_times_new_roman_w_cs_times_new_roman_w_sz_w_val_24_w_szcs_w_val_24_w_lang_w_val_en_us_w_rpr_w_t_plaintiff_w_t_w_r_w_r_w_rsidr_0080622b_w_rsidrpr_0080622b_w_rpr_w_rfonts_w_ascii_times_new_roman_w_hansi_times_new_roman_w_cs_times_new_roman_w_sz_w_val_24_w_szcs_w_val_24_w_rpr_w_t_xml_space_preserve }}</w:t>
+        <w:t xml:space="preserve">{{ plaintiff }}</w:t>
       </w:r>
     </w:p>
     <w:p>
@@ -99,7 +99,7 @@
           <w:sz w:val="24"/>
           <w:szCs w:val="24"/>
         </w:rPr>
-        <w:t xml:space="preserve">{{ w_t_w_r_w_r_w_rsidr_0080622b_w_rpr_w_rfonts_w_ascii_times_new_roman_w_hansi_times_new_roman_w_cs_times_new_roman_w_sz_w_val_24_w_szcs_w_val_24_w_lang_w_val_en_us_w_rpr_w_t_plaintiff_w_t_w_r_w_r_w_rsidr_0080622b_w_rsidrpr_0080622b_w_rpr_w_rfonts_w_ascii_times_new_roman_w_hansi_times_new_roman_w_cs_times_new_roman_w_sz_w_val_24_w_szcs_w_val_24_w_rpr_w_t_xml_space_preserve_w_t_w_r_w_r_w_rsidr_0080622b_w_rpr_w_rfonts_w_ascii_times_new_roman_w_hansi_times_new_roman_w_cs_times_new_roman_w_sz_w_val_24_w_szcs_w_val_24_w_lang_w_val_en_us_w_rpr_w_t_representative_w_t_w_r_w_r_w_rsidr_0080622b_w_rsidrpr_0080622b_w_rpr_w_rfonts_w_ascii_times_new_roman_w_hansi_times_new_roman_w_cs_times_new_roman_w_sz_w_val_24_w_szcs_w_val_24_w_rpr_w_t_xml_space_preserve }}</w:t>
+        <w:t xml:space="preserve">{{ plaintiff_representative }}</w:t>
       </w:r>
     </w:p>
     <w:p>
@@ -147,7 +147,7 @@
           <w:sz w:val="24"/>
           <w:szCs w:val="24"/>
         </w:rPr>
-        <w:t xml:space="preserve">{{ w_t_w_r_w_r_w_rpr_w_rfonts_w_ascii_times_new_roman_w_hansi_times_new_roman_w_cs_times_new_roman_w_sz_w_val_24_w_szcs_w_val_24_w_lang_w_val_en_us_w_rpr_w_t_defendant_w_t_w_r_w_r_w_rsidrpr_0080622b_w_rpr_w_rfonts_w_ascii_times_new_roman_w_hansi_times_new_roman_w_cs_times_new_roman_w_sz_w_val_24_w_szcs_w_val_24_w_rpr_w_t_xml_space_preserve_w_t_w_r_w_r_w_rpr_w_rfonts_w_ascii_times_new_roman_w_hansi_times_new_roman_w_cs_times_new_roman_w_sz_w_val_24_w_szcs_w_val_24_w_lang_w_val_en_us_w_rpr_w_t_id_w_t_w_r_w_r_w_rsidrpr_0080622b_w_rpr_w_rfonts_w_ascii_times_new_roman_w_hansi_times_new_roman_w_cs_times_new_roman_w_sz_w_val_24_w_szcs_w_val_24_w_rpr_w_t_xml_space_preserve }}</w:t>
+        <w:t xml:space="preserve">{{ defendant_id }}</w:t>
       </w:r>
     </w:p>
     <w:p>
@@ -255,7 +255,7 @@
           <w:sz w:val="24"/>
           <w:szCs w:val="24"/>
         </w:rPr>
-        <w:t xml:space="preserve">{{ w_t_w_r_w_r_w_rsidr_0080622b_w_rpr_w_rfonts_w_ascii_times_new_roman_w_hansi_times_new_roman_w_cs_times_new_roman_w_sz_w_val_24_w_szcs_w_val_24_w_lang_w_val_en_us_w_rpr_w_t_plaintiff_w_t_w_r_w_r_w_rsidr_0080622b_w_rsidrpr_0080622b_w_rpr_w_rfonts_w_ascii_times_new_roman_w_hansi_times_new_roman_w_cs_times_new_roman_w_sz_w_val_24_w_szcs_w_val_24_w_rpr_w_t_xml_space_preserve }}</w:t>
+        <w:t xml:space="preserve">{{ plaintiff }}</w:t>
       </w:r>
       <w:r>
         <w:rPr>
@@ -271,7 +271,7 @@
           <w:sz w:val="24"/>
           <w:szCs w:val="24"/>
         </w:rPr>
-        <w:t xml:space="preserve">{{ w_t_w_r_w_r_w_rsidr_0080622b_w_rpr_w_rfonts_w_ascii_times_new_roman_w_hansi_times_new_roman_w_cs_times_new_roman_w_sz_w_val_24_w_szcs_w_val_24_w_lang_w_val_en_us_w_rpr_w_t_position_w_t_w_r_w_r_w_rsidr_0080622b_w_rsidrpr_0080622b_w_rpr_w_rfonts_w_ascii_times_new_roman_w_hansi_times_new_roman_w_cs_times_new_roman_w_sz_w_val_24_w_szcs_w_val_24_w_rpr_w_t_xml_space_preserve }}</w:t>
+        <w:t xml:space="preserve">{{ position }}</w:t>
       </w:r>
       <w:r>
         <w:rPr>
@@ -287,7 +287,7 @@
           <w:sz w:val="24"/>
           <w:szCs w:val="24"/>
         </w:rPr>
-        <w:t xml:space="preserve">{{ w_t_w_r_w_r_w_rsidr_0080622b_w_rpr_w_rfonts_w_ascii_times_new_roman_w_hansi_times_new_roman_w_cs_times_new_roman_w_sz_w_val_24_w_szcs_w_val_24_w_lang_w_val_en_us_w_rpr_w_t_employer_w_t_w_r_w_r_w_rsidr_0080622b_w_rsidrpr_0080622b_w_rpr_w_rfonts_w_ascii_times_new_roman_w_hansi_times_new_roman_w_cs_times_new_roman_w_sz_w_val_24_w_szcs_w_val_24_w_rpr_w_t_xml_space_preserve_w_t_w_r_w_r_w_rsidr_0080622b_w_rpr_w_rfonts_w_ascii_times_new_roman_w_hansi_times_new_roman_w_cs_times_new_roman_w_sz_w_val_24_w_szcs_w_val_24_w_lang_w_val_en_us_w_rpr_w_t_name_w_t_w_r_w_r_w_rsidr_0080622b_w_rsidrpr_0080622b_w_rpr_w_rfonts_w_ascii_times_new_roman_w_hansi_times_new_roman_w_cs_times_new_roman_w_sz_w_val_24_w_szcs_w_val_24_w_rpr_w_t_xml_space_preserve }}</w:t>
+        <w:t xml:space="preserve">{{ employer_name }}</w:t>
       </w:r>
       <w:r>
         <w:rPr>
@@ -303,7 +303,7 @@
           <w:sz w:val="24"/>
           <w:szCs w:val="24"/>
         </w:rPr>
-        <w:t xml:space="preserve">{{ w_t_w_r_w_r_w_rsidr_0080622b_w_rpr_w_rfonts_w_ascii_times_new_roman_w_hansi_times_new_roman_w_cs_times_new_roman_w_sz_w_val_24_w_szcs_w_val_24_w_lang_w_val_en_us_w_rpr_w_t_employment_w_t_w_r_w_r_w_rsidr_0080622b_w_rsidrpr_0080622b_w_rpr_w_rfonts_w_ascii_times_new_roman_w_hansi_times_new_roman_w_cs_times_new_roman_w_sz_w_val_24_w_szcs_w_val_24_w_rpr_w_t_xml_space_preserve_w_t_w_r_w_r_w_rsidr_0080622b_w_rpr_w_rfonts_w_ascii_times_new_roman_w_hansi_times_new_roman_w_cs_times_new_roman_w_sz_w_val_24_w_szcs_w_val_24_w_lang_w_val_en_us_w_rpr_w_t_start_w_t_w_r_w_r_w_rsidr_0080622b_w_rsidrpr_0080622b_w_rpr_w_rfonts_w_ascii_times_new_roman_w_hansi_times_new_roman_w_cs_times_new_roman_w_sz_w_val_24_w_szcs_w_val_24_w_rpr_w_t_xml_space_preserve_w_t_w_r_w_r_w_rsidr_0080622b_w_rpr_w_rfonts_w_ascii_times_new_roman_w_hansi_times_new_roman_w_cs_times_new_roman_w_sz_w_val_24_w_szcs_w_val_24_w_lang_w_val_en_us_w_rpr_w_t_date_w_t_w_r_w_r_w_rsidr_0080622b_w_rsidrpr_0080622b_w_rpr_w_rfonts_w_ascii_times_new_roman_w_hansi_times_new_roman_w_cs_times_new_roman_w_sz_w_val_24_w_szcs_w_val_24_w_rpr_w_t_xml_space_preserve }}</w:t>
+        <w:t xml:space="preserve">{{ employment_start_date }}</w:t>
       </w:r>
       <w:r>
         <w:rPr>
@@ -319,7 +319,7 @@
           <w:sz w:val="24"/>
           <w:szCs w:val="24"/>
         </w:rPr>
-        <w:t xml:space="preserve">{{ w_t_w_r_w_r_w_rsidr_0080622b_w_rpr_w_rfonts_w_ascii_times_new_roman_w_hansi_times_new_roman_w_cs_times_new_roman_w_sz_w_val_24_w_szcs_w_val_24_w_lang_w_val_en_us_w_rpr_w_t_employment_w_t_w_r_w_r_w_rsidr_0080622b_w_rsidrpr_0080622b_w_rpr_w_rfonts_w_ascii_times_new_roman_w_hansi_times_new_roman_w_cs_times_new_roman_w_sz_w_val_24_w_szcs_w_val_24_w_rpr_w_t_xml_space_preserve_w_t_w_r_w_r_w_rsidr_0080622b_w_rpr_w_rfonts_w_ascii_times_new_roman_w_hansi_times_new_roman_w_cs_times_new_roman_w_sz_w_val_24_w_szcs_w_val_24_w_lang_w_val_en_us_w_rpr_w_t_end_w_t_w_r_w_r_w_rsidr_0080622b_w_rsidrpr_0080622b_w_rpr_w_rfonts_w_ascii_times_new_roman_w_hansi_times_new_roman_w_cs_times_new_roman_w_sz_w_val_24_w_szcs_w_val_24_w_rpr_w_t_xml_space_preserve_w_t_w_r_w_r_w_rsidr_0080622b_w_rpr_w_rfonts_w_ascii_times_new_roman_w_hansi_times_new_roman_w_cs_times_new_roman_w_sz_w_val_24_w_szcs_w_val_24_w_lang_w_val_en_us_w_rpr_w_t_date_w_t_w_r_w_r_w_rsidr_0080622b_w_rsidrpr_0080622b_w_rpr_w_rfonts_w_ascii_times_new_roman_w_hansi_times_new_roman_w_cs_times_new_roman_w_sz_w_val_24_w_szcs_w_val_24_w_rpr_w_t_xml_space_preserve }}</w:t>
+        <w:t xml:space="preserve">{{ employment_end_date }}</w:t>
       </w:r>
       <w:r>
         <w:rPr>
@@ -335,7 +335,7 @@
           <w:sz w:val="24"/>
           <w:szCs w:val="24"/>
         </w:rPr>
-        <w:t xml:space="preserve">{{ w_t_w_r_w_r_w_rsidr_0080622b_w_rpr_w_rfonts_w_ascii_times_new_roman_w_hansi_times_new_roman_w_cs_times_new_roman_w_sz_w_val_24_w_szcs_w_val_24_w_lang_w_val_en_us_w_rpr_w_t_director_w_t_w_r_w_r_w_rsidr_0080622b_w_rsidrpr_0080622b_w_rpr_w_rfonts_w_ascii_times_new_roman_w_hansi_times_new_roman_w_cs_times_new_roman_w_sz_w_val_24_w_szcs_w_val_24_w_rpr_w_t_xml_space_preserve_w_t_w_r_w_r_w_rsidr_0080622b_w_rpr_w_rfonts_w_ascii_times_new_roman_w_hansi_times_new_roman_w_cs_times_new_roman_w_sz_w_val_24_w_szcs_w_val_24_w_lang_w_val_en_us_w_rpr_w_t_name_w_t_w_r_w_r_w_rsidr_0080622b_w_rsidrpr_0080622b_w_rpr_w_rfonts_w_ascii_times_new_roman_w_hansi_times_new_roman_w_cs_times_new_roman_w_sz_w_val_24_w_szcs_w_val_24_w_rpr_w_t_xml_space_preserve }}</w:t>
+        <w:t xml:space="preserve">{{ director_name }}</w:t>
       </w:r>
       <w:r>
         <w:rPr>
@@ -351,7 +351,7 @@
           <w:sz w:val="24"/>
           <w:szCs w:val="24"/>
         </w:rPr>
-        <w:t xml:space="preserve"> {{ w_t_w_r_w_r_w_rsidr_0080622b_w_rpr_w_rfonts_w_ascii_times_new_roman_w_hansi_times_new_roman_w_cs_times_new_roman_w_sz_w_val_24_w_szcs_w_val_24_w_lang_w_val_en_us_w_rpr_w_t_dismissal_w_t_w_r_w_r_w_rsidr_0080622b_w_rsidrpr_0080622b_w_rpr_w_rfonts_w_ascii_times_new_roman_w_hansi_times_new_roman_w_cs_times_new_roman_w_sz_w_val_24_w_szcs_w_val_24_w_rpr_w_t_xml_space_preserve_w_t_w_r_w_r_w_rsidr_0080622b_w_rpr_w_rfonts_w_ascii_times_new_roman_w_hansi_times_new_roman_w_cs_times_new_roman_w_sz_w_val_24_w_szcs_w_val_24_w_lang_w_val_en_us_w_rpr_w_t_article_w_t_w_r_w_r_w_rsidr_0080622b_w_rsidrpr_0080622b_w_rpr_w_rfonts_w_ascii_times_new_roman_w_hansi_times_new_roman_w_cs_times_new_roman_w_sz_w_val_24_w_szcs_w_val_24_w_rpr_w_t_xml_space_preserve }} </w:t>
+        <w:t xml:space="preserve"> {{ dismissal_article }} </w:t>
       </w:r>
       <w:r>
         <w:rPr>
@@ -367,7 +367,7 @@
           <w:sz w:val="24"/>
           <w:szCs w:val="24"/>
         </w:rPr>
-        <w:t xml:space="preserve">{{ w_t_w_r_w_r_w_rsidr_0080622b_w_rpr_w_rfonts_w_ascii_times_new_roman_w_hansi_times_new_roman_w_cs_times_new_roman_w_sz_w_val_24_w_szcs_w_val_24_w_lang_w_val_en_us_w_rpr_w_t_dismissal_w_t_w_r_w_r_w_rsidr_0080622b_w_rsidrpr_0080622b_w_rpr_w_rfonts_w_ascii_times_new_roman_w_hansi_times_new_roman_w_cs_times_new_roman_w_sz_w_val_24_w_szcs_w_val_24_w_rpr_w_t_xml_space_preserve_w_t_w_r_w_r_w_rsidr_0080622b_w_rpr_w_rfonts_w_ascii_times_new_roman_w_hansi_times_new_roman_w_cs_times_new_roman_w_sz_w_val_24_w_szcs_w_val_24_w_lang_w_val_en_us_w_rpr_w_t_reason_w_t_w_r_w_r_w_rsidr_0080622b_w_rsidrpr_0080622b_w_rpr_w_rfonts_w_ascii_times_new_roman_w_hansi_times_new_roman_w_cs_times_new_roman_w_sz_w_val_24_w_szcs_w_val_24_w_rpr_w_t_xml_space_preserve }}</w:t>
+        <w:t xml:space="preserve">{{ dismissal_reason }}</w:t>
       </w:r>
       <w:r>
         <w:rPr>
@@ -383,7 +383,7 @@
           <w:sz w:val="24"/>
           <w:szCs w:val="24"/>
         </w:rPr>
-        <w:t xml:space="preserve">{{ w_t_w_r_w_r_w_rsidr_0080622b_w_rpr_w_rfonts_w_ascii_times_new_roman_w_hansi_times_new_roman_w_cs_times_new_roman_w_sz_w_val_24_w_szcs_w_val_24_w_lang_w_val_en_us_w_rpr_w_t_evidence_w_t_w_r_w_r_w_rsidr_0080622b_w_rsidrpr_0080622b_w_rpr_w_rfonts_w_ascii_times_new_roman_w_hansi_times_new_roman_w_cs_times_new_roman_w_sz_w_val_24_w_szcs_w_val_24_w_rpr_w_t_xml_space_preserve_w_t_w_r_w_r_w_rsidr_0080622b_w_rpr_w_rfonts_w_ascii_times_new_roman_w_hansi_times_new_roman_w_cs_times_new_roman_w_sz_w_val_24_w_szcs_w_val_24_w_lang_w_val_en_us_w_rpr_w_t_details_w_t_w_r_w_r_w_rsidr_0080622b_w_rsidrpr_0080622b_w_rpr_w_rfonts_w_ascii_times_new_roman_w_hansi_times_new_roman_w_cs_times_new_roman_w_sz_w_val_24_w_szcs_w_val_24_w_rpr_w_t_xml_space_preserve }}</w:t>
+        <w:t xml:space="preserve">{{ evidence_details }}</w:t>
       </w:r>
       <w:r>
         <w:rPr>
@@ -409,7 +409,7 @@
           <w:sz w:val="24"/>
           <w:szCs w:val="24"/>
         </w:rPr>
-        <w:t xml:space="preserve">{{ w_t_w_r_w_r_w_rpr_w_rfonts_w_ascii_times_new_roman_w_hansi_times_new_roman_w_cs_times_new_roman_w_sz_w_val_24_w_szcs_w_val_24_w_lang_w_val_en_us_w_rpr_w_t_defense_w_t_w_r_w_r_w_rsidrpr_0080622b_w_rpr_w_rfonts_w_ascii_times_new_roman_w_hansi_times_new_roman_w_cs_times_new_roman_w_sz_w_val_24_w_szcs_w_val_24_w_rpr_w_t_xml_space_preserve_w_t_w_r_w_r_w_rpr_w_rfonts_w_ascii_times_new_roman_w_hansi_times_new_roman_w_cs_times_new_roman_w_sz_w_val_24_w_szcs_w_val_24_w_lang_w_val_en_us_w_rpr_w_t_arguments_w_t_w_r_w_r_w_rsidrpr_0080622b_w_rpr_w_rfonts_w_ascii_times_new_roman_w_hansi_times_new_roman_w_cs_times_new_roman_w_sz_w_val_24_w_szcs_w_val_24_w_rpr_w_t_xml_space_preserve }}</w:t>
+        <w:t xml:space="preserve">{{ defense_arguments }}</w:t>
       </w:r>
       <w:r>
         <w:rPr>
@@ -425,7 +425,7 @@
           <w:sz w:val="24"/>
           <w:szCs w:val="24"/>
         </w:rPr>
-        <w:t xml:space="preserve"> {{ w_t_w_r_w_r_w_rpr_w_rfonts_w_ascii_times_new_roman_w_hansi_times_new_roman_w_cs_times_new_roman_w_sz_w_val_24_w_szcs_w_val_24_w_lang_w_val_en_us_w_rpr_w_t_medical_context }}.</w:t>
+        <w:t xml:space="preserve"> {{ medical_context }}.</w:t>
       </w:r>
     </w:p>
     <w:p>
@@ -475,7 +475,7 @@
           <w:sz w:val="24"/>
           <w:szCs w:val="24"/>
         </w:rPr>
-        <w:t xml:space="preserve">{{ w_t_w_r_w_r_w_rsidr_0080622b_w_rpr_w_rfonts_w_ascii_times_new_roman_w_hansi_times_new_roman_w_cs_times_new_roman_w_sz_w_val_24_w_szcs_w_val_24_w_lang_w_val_en_us_w_rpr_w_t_reinstatement_w_t_w_r_w_r_w_rsidr_0080622b_w_rsidrpr_0080622b_w_rpr_w_rfonts_w_ascii_times_new_roman_w_hansi_times_new_roman_w_cs_times_new_roman_w_sz_w_val_24_w_szcs_w_val_24_w_rpr_w_t_xml_space_preserve_w_t_w_r_w_r_w_rsidr_0080622b_w_rpr_w_rfonts_w_ascii_times_new_roman_w_hansi_times_new_roman_w_cs_times_new_roman_w_sz_w_val_24_w_szcs_w_val_24_w_lang_w_val_en_us_w_rpr_w_t_workplace_w_t_w_r_w_r_w_rsidr_0080622b_w_rsidrpr_0080622b_w_rpr_w_rfonts_w_ascii_times_new_roman_w_hansi_times_new_roman_w_cs_times_new_roman_w_sz_w_val_24_w_szcs_w_val_24_w_rpr_w_t_xml_space_preserve }}</w:t>
+        <w:t xml:space="preserve">{{ reinstatement_workplace }}</w:t>
       </w:r>
       <w:r>
         <w:rPr>
@@ -491,7 +491,7 @@
           <w:sz w:val="24"/>
           <w:szCs w:val="24"/>
         </w:rPr>
-        <w:t xml:space="preserve"> {{ w_t_w_r_w_r_w_rsidr_0080622b_w_rpr_w_rfonts_w_ascii_times_new_roman_w_hansi_times_new_roman_w_cs_times_new_roman_w_sz_w_val_24_w_szcs_w_val_24_w_lang_w_val_en_us_w_rpr_w_t_reinstatement_w_t_w_r_w_r_w_rsidr_0080622b_w_rsidrpr_0080622b_w_rpr_w_rfonts_w_ascii_times_new_roman_w_hansi_times_new_roman_w_cs_times_new_roman_w_sz_w_val_24_w_szcs_w_val_24_w_rpr_w_t_xml_space_preserve_w_t_w_r_w_r_w_rsidr_0080622b_w_rpr_w_rfonts_w_ascii_times_new_roman_w_hansi_times_new_roman_w_cs_times_new_roman_w_sz_w_val_24_w_szcs_w_val_24_w_lang_w_val_en_us_w_rpr_w_t_position_w_t_w_r_w_r_w_rsidr_0080622b_w_rsidrpr_0080622b_w_rpr_w_rfonts_w_ascii_times_new_roman_w_hansi_times_new_roman_w_cs_times_new_roman_w_sz_w_val_24_w_szcs_w_val_24_w_rpr_w_t_xml_space_preserve }}</w:t>
+        <w:t xml:space="preserve"> {{ reinstatement_position }}</w:t>
       </w:r>
       <w:r>
         <w:rPr>
@@ -531,7 +531,7 @@
           <w:sz w:val="24"/>
           <w:szCs w:val="24"/>
         </w:rPr>
-        <w:t xml:space="preserve">{{ w_t_w_r_w_r_w_rsidr_0080622b_w_rpr_w_rfonts_w_ascii_times_new_roman_w_hansi_times_new_roman_w_cs_times_new_roman_w_sz_w_val_24_w_szcs_w_val_24_w_lang_w_val_en_us_w_rpr_w_t_compensation_w_t_w_r_w_r_w_rsidr_0080622b_w_rsidrpr_0080622b_w_rpr_w_rfonts_w_ascii_times_new_roman_w_hansi_times_new_roman_w_cs_times_new_roman_w_sz_w_val_24_w_szcs_w_val_24_w_rpr_w_t_xml_space_preserve_w_t_w_r_w_r_w_rsidr_0080622b_w_rpr_w_rfonts_w_ascii_times_new_roman_w_hansi_times_new_roman_w_cs_times_new_roman_w_sz_w_val_24_w_szcs_w_val_24_w_lang_w_val_en_us_w_rpr_w_t_amount_w_t_w_r_w_r_w_rsidr_0080622b_w_rsidrpr_0080622b_w_rpr_w_rfonts_w_ascii_times_new_roman_w_hansi_times_new_roman_w_cs_times_new_roman_w_sz_w_val_24_w_szcs_w_val_24_w_rpr_w_t_xml_space_preserve }} </w:t>
+        <w:t xml:space="preserve">{{ compensation_amount }} </w:t>
       </w:r>
       <w:r>
         <w:rPr>
@@ -571,7 +571,7 @@
           <w:sz w:val="24"/>
           <w:szCs w:val="24"/>
         </w:rPr>
-        <w:t xml:space="preserve">{{ w_t_w_r_w_r_w_rsidr_0080622b_w_rpr_w_rfonts_w_ascii_times_new_roman_w_hansi_times_new_roman_w_cs_times_new_roman_w_sz_w_val_24_w_szcs_w_val_24_w_lang_w_val_en_us_w_rpr_w_t_moral_w_t_w_r_w_r_w_rsidr_0080622b_w_rsidrpr_0080622b_w_rpr_w_rfonts_w_ascii_times_new_roman_w_hansi_times_new_roman_w_cs_times_new_roman_w_sz_w_val_24_w_szcs_w_val_24_w_rpr_w_t_xml_space_preserve_w_t_w_r_w_r_w_rsidr_0080622b_w_rpr_w_rfonts_w_ascii_times_new_roman_w_hansi_times_new_roman_w_cs_times_new_roman_w_sz_w_val_24_w_szcs_w_val_24_w_lang_w_val_en_us_w_rpr_w_t_damage_w_t_w_r_w_r_w_rsidr_0080622b_w_rsidrpr_0080622b_w_rpr_w_rfonts_w_ascii_times_new_roman_w_hansi_times_new_roman_w_cs_times_new_roman_w_sz_w_val_24_w_szcs_w_val_24_w_rpr_w_t_xml_space_preserve_w_t_w_r_w_r_w_rsidr_0080622b_w_rpr_w_rfonts_w_ascii_times_new_roman_w_hansi_times_new_roman_w_cs_times_new_roman_w_sz_w_val_24_w_szcs_w_val_24_w_lang_w_val_en_us_w_rpr_w_t_amount_w_t_w_r_w_r_w_rsidr_0080622b_w_rsidrpr_0080622b_w_rpr_w_rfonts_w_ascii_times_new_roman_w_hansi_times_new_roman_w_cs_times_new_roman_w_sz_w_val_24_w_szcs_w_val_24_w_rpr_w_t_xml_space_preserve }} </w:t>
+        <w:t xml:space="preserve">{{ moral_damage_amount }} </w:t>
       </w:r>
       <w:r>
         <w:rPr>
